--- a/episodes/The_Dark_Rise_Episode_64.docx
+++ b/episodes/The_Dark_Rise_Episode_64.docx
@@ -154,20 +154,7 @@
     </w:p>
     <w:p>
       <w:pPr>
-        <w:spacing w:after="0" w:line="360"/>
-      </w:pPr>
-      <w:r>
-        <w:rPr>
-          <w:rFonts w:ascii="Georgia" w:hAnsi="Georgia" w:cs="Georgia"/>
-          <w:sz w:val="24"/>
-          <w:szCs w:val="24"/>
-        </w:rPr>
-        <w:t xml:space="preserve"/>
-      </w:r>
-    </w:p>
-    <w:p>
-      <w:pPr>
-        <w:spacing w:after="60" w:line="360"/>
+        <w:spacing w:after="60" w:line="360" w:before="480"/>
         <w:ind w:firstLine="360"/>
       </w:pPr>
       <w:r>
@@ -349,20 +336,7 @@
     </w:p>
     <w:p>
       <w:pPr>
-        <w:spacing w:after="0" w:line="360"/>
-      </w:pPr>
-      <w:r>
-        <w:rPr>
-          <w:rFonts w:ascii="Georgia" w:hAnsi="Georgia" w:cs="Georgia"/>
-          <w:sz w:val="24"/>
-          <w:szCs w:val="24"/>
-        </w:rPr>
-        <w:t xml:space="preserve"/>
-      </w:r>
-    </w:p>
-    <w:p>
-      <w:pPr>
-        <w:spacing w:after="60" w:line="360"/>
+        <w:spacing w:after="60" w:line="360" w:before="480"/>
         <w:ind w:firstLine="360"/>
       </w:pPr>
       <w:r>

--- a/episodes/The_Dark_Rise_Episode_64.docx
+++ b/episodes/The_Dark_Rise_Episode_64.docx
@@ -79,7 +79,7 @@
           <w:sz w:val="24"/>
           <w:szCs w:val="24"/>
         </w:rPr>
-        <w:t xml:space="preserve">The Factor traveled three full days downriver to reach it, the water widening and slowing the further he went until the delta finally opened onto brackish water and the low, unlit silhouette of the Ijoma Concern's true business, a trading post built to look like nothing more than warehouses and a modest dock to anyone passing it by boat, its real purpose kept several rooms deeper than any tax collector had ever cared to look.</w:t>
+        <w:t xml:space="preserve">The Factor traveled three full days downriver to reach it, the water widening and slowing the further he went until the delta finally opened onto brackish water and the low, unlit silhouette of the Ijoma Concern's true business, a trading post built to look like nothing more than warehouses and a modest dock to anyone passing it by boat, its real purpose kept several rooms deeper than any tax collector had ever cared to look. Even the river seemed to arrive at the place quietly, as though the water itself had learned the House's preference for going unremarked.</w:t>
       </w:r>
     </w:p>
     <w:p>
